--- a/testakten/starug-schutzschirm-grossbach-druckguss-erfurt/19_schutzschirmverwalter_bericht.docx
+++ b/testakten/starug-schutzschirm-grossbach-druckguss-erfurt/19_schutzschirmverwalter_bericht.docx
@@ -5,16 +5,20 @@
     <w:p>
       <w:pPr>
         <w:pStyle w:val="Heading1"/>
+        <w:spacing w:after="160" w:line="259" w:lineRule="auto"/>
       </w:pPr>
       <w:r>
         <w:rPr>
           <w:rFonts w:ascii="Times New Roman" w:hAnsi="Times New Roman"/>
+          <w:b/>
+          <w:sz w:val="28"/>
         </w:rPr>
         <w:t>19 – Sachwalter-Bericht (Vorläufig)</w:t>
       </w:r>
     </w:p>
     <w:p>
       <w:pPr>
+        <w:spacing w:line="259" w:lineRule="auto" w:after="60"/>
         <w:jc w:val="left"/>
       </w:pPr>
       <w:r>
@@ -29,72 +33,117 @@
     </w:p>
     <w:p>
       <w:pPr>
+        <w:spacing w:before="120" w:after="60" w:line="259" w:lineRule="auto"/>
         <w:jc w:val="left"/>
       </w:pPr>
       <w:r>
+        <w:rPr>
+          <w:rFonts w:ascii="Times New Roman" w:hAnsi="Times New Roman"/>
+          <w:b/>
+          <w:sz w:val="22"/>
+        </w:rPr>
         <w:t>Hegelstraße 14, 39104 Magdeburg</w:t>
       </w:r>
     </w:p>
     <w:p>
       <w:pPr>
+        <w:spacing w:before="120" w:after="60" w:line="259" w:lineRule="auto"/>
         <w:jc w:val="left"/>
       </w:pPr>
       <w:r>
         <w:rPr>
+          <w:rFonts w:ascii="Times New Roman" w:hAnsi="Times New Roman"/>
           <w:b/>
+          <w:sz w:val="22"/>
         </w:rPr>
         <w:t>Schuldnerin:</w:t>
       </w:r>
       <w:r>
+        <w:rPr>
+          <w:rFonts w:ascii="Times New Roman" w:hAnsi="Times New Roman"/>
+          <w:b/>
+          <w:sz w:val="22"/>
+        </w:rPr>
         <w:t xml:space="preserve"> Großbach Druckguss &amp; Präzision GmbH &amp; Co. KG, Erfurt</w:t>
       </w:r>
     </w:p>
     <w:p>
       <w:pPr>
+        <w:spacing w:before="120" w:after="60" w:line="259" w:lineRule="auto"/>
         <w:jc w:val="left"/>
       </w:pPr>
       <w:r>
         <w:rPr>
-          <w:b/>
+          <w:rFonts w:ascii="Times New Roman" w:hAnsi="Times New Roman"/>
+          <w:b w:val="0"/>
+          <w:i w:val="0"/>
+          <w:sz w:val="22"/>
         </w:rPr>
         <w:t>Aktenzeichen:</w:t>
       </w:r>
       <w:r>
+        <w:rPr>
+          <w:rFonts w:ascii="Times New Roman" w:hAnsi="Times New Roman"/>
+          <w:b w:val="0"/>
+          <w:i w:val="0"/>
+          <w:sz w:val="22"/>
+        </w:rPr>
         <w:t xml:space="preserve"> 203 IN 71/26 SA (AG Erfurt)</w:t>
       </w:r>
     </w:p>
     <w:p>
       <w:pPr>
+        <w:spacing w:before="120" w:after="60" w:line="259" w:lineRule="auto"/>
         <w:jc w:val="left"/>
       </w:pPr>
       <w:r>
         <w:rPr>
+          <w:rFonts w:ascii="Times New Roman" w:hAnsi="Times New Roman"/>
           <w:b/>
+          <w:sz w:val="22"/>
         </w:rPr>
         <w:t>Berichtsstichtag:</w:t>
       </w:r>
       <w:r>
+        <w:rPr>
+          <w:rFonts w:ascii="Times New Roman" w:hAnsi="Times New Roman"/>
+          <w:b/>
+          <w:sz w:val="22"/>
+        </w:rPr>
         <w:t xml:space="preserve"> 20. Mai 2026</w:t>
       </w:r>
     </w:p>
     <w:p>
       <w:pPr>
+        <w:spacing w:before="120" w:after="60" w:line="259" w:lineRule="auto"/>
         <w:jc w:val="left"/>
       </w:pPr>
       <w:r>
         <w:rPr>
+          <w:rFonts w:ascii="Times New Roman" w:hAnsi="Times New Roman"/>
           <w:b/>
+          <w:sz w:val="22"/>
         </w:rPr>
         <w:t>Adressat:</w:t>
       </w:r>
       <w:r>
+        <w:rPr>
+          <w:rFonts w:ascii="Times New Roman" w:hAnsi="Times New Roman"/>
+          <w:b/>
+          <w:sz w:val="22"/>
+        </w:rPr>
         <w:t xml:space="preserve"> AG Erfurt – Insolvenzgericht (Richterin Sabine Kern)</w:t>
       </w:r>
     </w:p>
-    <w:p/>
+    <w:p>
+      <w:pPr>
+        <w:spacing w:line="259" w:lineRule="auto" w:after="60"/>
+      </w:pPr>
+    </w:p>
     <w:p>
       <w:pPr>
         <w:pStyle w:val="Heading2"/>
+        <w:spacing w:line="259" w:lineRule="auto" w:after="60"/>
       </w:pPr>
       <w:r>
         <w:rPr>
@@ -105,6 +154,7 @@
     </w:p>
     <w:p>
       <w:pPr>
+        <w:spacing w:line="259" w:lineRule="auto" w:after="60"/>
         <w:jc w:val="left"/>
       </w:pPr>
       <w:r>
@@ -119,6 +169,7 @@
     </w:p>
     <w:p>
       <w:pPr>
+        <w:spacing w:line="259" w:lineRule="auto" w:after="60"/>
         <w:jc w:val="left"/>
       </w:pPr>
       <w:r>
@@ -127,6 +178,7 @@
     </w:p>
     <w:p>
       <w:pPr>
+        <w:spacing w:line="259" w:lineRule="auto" w:after="60"/>
         <w:jc w:val="left"/>
       </w:pPr>
       <w:r>
@@ -136,6 +188,7 @@
     <w:p>
       <w:pPr>
         <w:pStyle w:val="ListNumber"/>
+        <w:spacing w:line="259" w:lineRule="auto" w:after="60"/>
       </w:pPr>
       <w:r>
         <w:t>Vorläufige Eigenverwaltung der Schuldnerin unter Aufsicht des Sachwalters (§ 270b InsO)</w:t>
@@ -144,6 +197,7 @@
     <w:p>
       <w:pPr>
         <w:pStyle w:val="ListNumber"/>
+        <w:spacing w:line="259" w:lineRule="auto" w:after="60"/>
       </w:pPr>
       <w:r>
         <w:t>Schutzschirm gemäß § 270d InsO; Schutzschirmfrist: 3 Monate (bis 07.08.2026)</w:t>
@@ -152,6 +206,7 @@
     <w:p>
       <w:pPr>
         <w:pStyle w:val="ListNumber"/>
+        <w:spacing w:line="259" w:lineRule="auto" w:after="60"/>
       </w:pPr>
       <w:r>
         <w:t>Vollstreckungssperre gemäß § 21 Abs. 2 S. 1 Nr. 3 InsO für alle laufenden</w:t>
@@ -159,16 +214,22 @@
     </w:p>
     <w:p>
       <w:pPr>
+        <w:spacing w:line="259" w:lineRule="auto" w:after="60"/>
         <w:jc w:val="left"/>
       </w:pPr>
       <w:r>
         <w:t>Zwangsvollstreckungsmaßnahmen</w:t>
       </w:r>
     </w:p>
-    <w:p/>
+    <w:p>
+      <w:pPr>
+        <w:spacing w:line="259" w:lineRule="auto" w:after="60"/>
+      </w:pPr>
+    </w:p>
     <w:p>
       <w:pPr>
         <w:pStyle w:val="Heading2"/>
+        <w:spacing w:line="259" w:lineRule="auto" w:after="60"/>
       </w:pPr>
       <w:r>
         <w:rPr>
@@ -180,6 +241,7 @@
     <w:p>
       <w:pPr>
         <w:pStyle w:val="Heading3"/>
+        <w:spacing w:line="259" w:lineRule="auto" w:after="60"/>
       </w:pPr>
       <w:r>
         <w:rPr>
@@ -190,6 +252,7 @@
     </w:p>
     <w:p>
       <w:pPr>
+        <w:spacing w:line="259" w:lineRule="auto" w:after="60"/>
         <w:jc w:val="left"/>
       </w:pPr>
       <w:r>
@@ -199,6 +262,7 @@
     <w:p>
       <w:pPr>
         <w:pStyle w:val="ListBullet"/>
+        <w:spacing w:line="259" w:lineRule="auto" w:after="60"/>
       </w:pPr>
       <w:r>
         <w:rPr>
@@ -212,6 +276,7 @@
     </w:p>
     <w:p>
       <w:pPr>
+        <w:spacing w:line="259" w:lineRule="auto" w:after="60"/>
         <w:jc w:val="left"/>
       </w:pPr>
       <w:r>
@@ -221,6 +286,7 @@
     <w:p>
       <w:pPr>
         <w:pStyle w:val="ListBullet"/>
+        <w:spacing w:line="259" w:lineRule="auto" w:after="60"/>
       </w:pPr>
       <w:r>
         <w:rPr>
@@ -235,6 +301,7 @@
     <w:p>
       <w:pPr>
         <w:pStyle w:val="ListBullet"/>
+        <w:spacing w:line="259" w:lineRule="auto" w:after="60"/>
       </w:pPr>
       <w:r>
         <w:rPr>
@@ -248,6 +315,7 @@
     </w:p>
     <w:p>
       <w:pPr>
+        <w:spacing w:line="259" w:lineRule="auto" w:after="60"/>
         <w:jc w:val="left"/>
       </w:pPr>
       <w:r>
@@ -263,6 +331,7 @@
     <w:p>
       <w:pPr>
         <w:pStyle w:val="ListNumber"/>
+        <w:spacing w:line="259" w:lineRule="auto" w:after="60"/>
       </w:pPr>
       <w:r>
         <w:t>Mai 2026 Betriebsbesichtigungen durchgeführt. Kein Produktionsstillstand festgestellt.</w:t>
@@ -270,6 +339,7 @@
     </w:p>
     <w:p>
       <w:pPr>
+        <w:spacing w:line="259" w:lineRule="auto" w:after="60"/>
         <w:jc w:val="left"/>
       </w:pPr>
       <w:r>
@@ -279,6 +349,7 @@
     <w:p>
       <w:pPr>
         <w:pStyle w:val="Heading3"/>
+        <w:spacing w:line="259" w:lineRule="auto" w:after="60"/>
       </w:pPr>
       <w:r>
         <w:rPr>
@@ -290,6 +361,7 @@
     <w:p>
       <w:pPr>
         <w:pStyle w:val="ListBullet"/>
+        <w:spacing w:line="259" w:lineRule="auto" w:after="60"/>
       </w:pPr>
       <w:r>
         <w:t>187 Arbeitnehmer (inkl. 12 Leiharbeitskräfte)</w:t>
@@ -298,6 +370,7 @@
     <w:p>
       <w:pPr>
         <w:pStyle w:val="ListBullet"/>
+        <w:spacing w:line="259" w:lineRule="auto" w:after="60"/>
       </w:pPr>
       <w:r>
         <w:t>Betriebsrat: 7 Mitglieder, Vorsitzender Karl-Heinz Möller</w:t>
@@ -306,6 +379,7 @@
     <w:p>
       <w:pPr>
         <w:pStyle w:val="ListBullet"/>
+        <w:spacing w:line="259" w:lineRule="auto" w:after="60"/>
       </w:pPr>
       <w:r>
         <w:t>Gespräch mit Betriebsrat am 15. Mai 2026: Belegschaft ist informiert und kooperativ;</w:t>
@@ -313,6 +387,7 @@
     </w:p>
     <w:p>
       <w:pPr>
+        <w:spacing w:line="259" w:lineRule="auto" w:after="60"/>
         <w:jc w:val="left"/>
       </w:pPr>
       <w:r>
@@ -322,6 +397,7 @@
     <w:p>
       <w:pPr>
         <w:pStyle w:val="ListBullet"/>
+        <w:spacing w:line="259" w:lineRule="auto" w:after="60"/>
       </w:pPr>
       <w:r>
         <w:t>Insolvenzgeldantrag wurde am 12. Mai 2026 durch Pabst bei der Bundesagentur für Arbeit</w:t>
@@ -329,6 +405,7 @@
     </w:p>
     <w:p>
       <w:pPr>
+        <w:spacing w:line="259" w:lineRule="auto" w:after="60"/>
         <w:jc w:val="left"/>
       </w:pPr>
       <w:r>
@@ -338,6 +415,7 @@
     <w:p>
       <w:pPr>
         <w:pStyle w:val="Heading3"/>
+        <w:spacing w:line="259" w:lineRule="auto" w:after="60"/>
       </w:pPr>
       <w:r>
         <w:rPr>
@@ -348,6 +426,7 @@
     </w:p>
     <w:p>
       <w:pPr>
+        <w:spacing w:line="259" w:lineRule="auto" w:after="60"/>
         <w:jc w:val="left"/>
       </w:pPr>
       <w:r>
@@ -356,6 +435,7 @@
     </w:p>
     <w:p>
       <w:pPr>
+        <w:spacing w:line="259" w:lineRule="auto" w:after="60"/>
         <w:jc w:val="left"/>
       </w:pPr>
       <w:r>
@@ -364,6 +444,7 @@
     </w:p>
     <w:p>
       <w:pPr>
+        <w:spacing w:line="259" w:lineRule="auto" w:after="60"/>
         <w:jc w:val="left"/>
       </w:pPr>
       <w:r>
@@ -378,16 +459,22 @@
     </w:p>
     <w:p>
       <w:pPr>
+        <w:spacing w:line="259" w:lineRule="auto" w:after="60"/>
         <w:jc w:val="left"/>
       </w:pPr>
       <w:r>
         <w:t>ist buchhalterisch korrekt erfasst. Der Sachwalter wird die Anfechtungsrelevanz weiter prüfen.</w:t>
       </w:r>
     </w:p>
-    <w:p/>
+    <w:p>
+      <w:pPr>
+        <w:spacing w:line="259" w:lineRule="auto" w:after="60"/>
+      </w:pPr>
+    </w:p>
     <w:p>
       <w:pPr>
         <w:pStyle w:val="Heading2"/>
+        <w:spacing w:line="259" w:lineRule="auto" w:after="60"/>
       </w:pPr>
       <w:r>
         <w:rPr>
@@ -807,6 +894,7 @@
     </w:tbl>
     <w:p>
       <w:pPr>
+        <w:spacing w:line="259" w:lineRule="auto" w:after="60"/>
         <w:jc w:val="left"/>
       </w:pPr>
       <w:r>
@@ -821,16 +909,22 @@
     </w:p>
     <w:p>
       <w:pPr>
+        <w:spacing w:line="259" w:lineRule="auto" w:after="60"/>
         <w:jc w:val="left"/>
       </w:pPr>
       <w:r>
         <w:t>wird durch diese Zahlen gestützt.</w:t>
       </w:r>
     </w:p>
-    <w:p/>
+    <w:p>
+      <w:pPr>
+        <w:spacing w:line="259" w:lineRule="auto" w:after="60"/>
+      </w:pPr>
+    </w:p>
     <w:p>
       <w:pPr>
         <w:pStyle w:val="Heading2"/>
+        <w:spacing w:line="259" w:lineRule="auto" w:after="60"/>
       </w:pPr>
       <w:r>
         <w:rPr>
@@ -841,6 +935,7 @@
     </w:p>
     <w:p>
       <w:pPr>
+        <w:spacing w:line="259" w:lineRule="auto" w:after="60"/>
         <w:jc w:val="left"/>
       </w:pPr>
       <w:r>
@@ -849,6 +944,7 @@
     </w:p>
     <w:p>
       <w:pPr>
+        <w:spacing w:line="259" w:lineRule="auto" w:after="60"/>
         <w:jc w:val="left"/>
       </w:pPr>
       <w:r>
@@ -857,6 +953,7 @@
     </w:p>
     <w:p>
       <w:pPr>
+        <w:spacing w:line="259" w:lineRule="auto" w:after="60"/>
         <w:jc w:val="left"/>
       </w:pPr>
       <w:r>
@@ -865,6 +962,7 @@
     </w:p>
     <w:p>
       <w:pPr>
+        <w:spacing w:line="259" w:lineRule="auto" w:after="60"/>
         <w:jc w:val="left"/>
       </w:pPr>
       <w:r>
@@ -873,6 +971,7 @@
     </w:p>
     <w:p>
       <w:pPr>
+        <w:spacing w:line="259" w:lineRule="auto" w:after="60"/>
         <w:jc w:val="left"/>
       </w:pPr>
       <w:r>
@@ -887,6 +986,7 @@
     </w:p>
     <w:p>
       <w:pPr>
+        <w:spacing w:line="259" w:lineRule="auto" w:after="60"/>
         <w:jc w:val="left"/>
       </w:pPr>
       <w:r>
@@ -895,16 +995,22 @@
     </w:p>
     <w:p>
       <w:pPr>
+        <w:spacing w:line="259" w:lineRule="auto" w:after="60"/>
         <w:jc w:val="left"/>
       </w:pPr>
       <w:r>
         <w:t>Geschäftsbeziehung zu den Hauptkunden (VW Sachsen, MAN Steyr) abhängt.</w:t>
       </w:r>
     </w:p>
-    <w:p/>
+    <w:p>
+      <w:pPr>
+        <w:spacing w:line="259" w:lineRule="auto" w:after="60"/>
+      </w:pPr>
+    </w:p>
     <w:p>
       <w:pPr>
         <w:pStyle w:val="Heading2"/>
+        <w:spacing w:line="259" w:lineRule="auto" w:after="60"/>
       </w:pPr>
       <w:r>
         <w:rPr>
@@ -1076,9 +1182,14 @@
         </w:tc>
       </w:tr>
     </w:tbl>
-    <w:p/>
     <w:p>
       <w:pPr>
+        <w:spacing w:line="259" w:lineRule="auto" w:after="60"/>
+      </w:pPr>
+    </w:p>
+    <w:p>
+      <w:pPr>
+        <w:spacing w:line="259" w:lineRule="auto" w:after="60"/>
         <w:jc w:val="left"/>
       </w:pPr>
       <w:r>
@@ -1090,6 +1201,7 @@
     </w:p>
     <w:p>
       <w:pPr>
+        <w:spacing w:line="259" w:lineRule="auto" w:after="60"/>
         <w:jc w:val="left"/>
       </w:pPr>
       <w:r>
@@ -1100,13 +1212,58 @@
       </w:r>
     </w:p>
     <w:sectPr>
+      <w:headerReference w:type="default" r:id="rId9"/>
+      <w:footerReference w:type="default" r:id="rId10"/>
       <w:pgSz w:w="11906" w:h="16838"/>
-      <w:pgMar w:top="1417" w:right="1417" w:bottom="1417" w:left="1417" w:header="720" w:footer="720" w:gutter="0"/>
+      <w:pgMar w:top="1191" w:right="1247" w:bottom="1134" w:left="1361" w:header="720" w:footer="720" w:gutter="0"/>
       <w:cols w:space="720"/>
       <w:docGrid w:linePitch="360"/>
     </w:sectPr>
   </w:body>
 </w:document>
+</file>
+
+<file path=word/footer1.xml><?xml version="1.0" encoding="utf-8"?>
+<w:ftr xmlns:m="http://schemas.openxmlformats.org/officeDocument/2006/math" xmlns:mc="http://schemas.openxmlformats.org/markup-compatibility/2006" xmlns:mo="http://schemas.microsoft.com/office/mac/office/2008/main" xmlns:mv="urn:schemas-microsoft-com:mac:vml" xmlns:o="urn:schemas-microsoft-com:office:office" xmlns:r="http://schemas.openxmlformats.org/officeDocument/2006/relationships" xmlns:v="urn:schemas-microsoft-com:vml" xmlns:w10="urn:schemas-microsoft-com:office:word" xmlns:w14="http://schemas.microsoft.com/office/word/2010/wordml" xmlns:w="http://schemas.openxmlformats.org/wordprocessingml/2006/main" xmlns:wne="http://schemas.microsoft.com/office/word/2006/wordml" xmlns:wp14="http://schemas.microsoft.com/office/word/2010/wordprocessingDrawing" xmlns:wp="http://schemas.openxmlformats.org/drawingml/2006/wordprocessingDrawing" xmlns:wpc="http://schemas.microsoft.com/office/word/2010/wordprocessingCanvas" xmlns:wpg="http://schemas.microsoft.com/office/word/2010/wordprocessingGroup" xmlns:wpi="http://schemas.microsoft.com/office/word/2010/wordprocessingInk" xmlns:wps="http://schemas.microsoft.com/office/word/2010/wordprocessingShape" mc:Ignorable="w14 wp14">
+  <w:p>
+    <w:pPr>
+      <w:pStyle w:val="Footer"/>
+      <w:jc w:val="left"/>
+    </w:pPr>
+    <w:r/>
+    <w:r>
+      <w:rPr>
+        <w:rFonts w:ascii="Times New Roman" w:hAnsi="Times New Roman"/>
+        <w:b w:val="0"/>
+        <w:color w:val="777777"/>
+        <w:sz w:val="17"/>
+      </w:rPr>
+      <w:t>Vertraulich | Bearbeitungsstand Juli 2026 | nur zur Aktenbearbeitung</w:t>
+    </w:r>
+  </w:p>
+</w:ftr>
+</file>
+
+<file path=word/header1.xml><?xml version="1.0" encoding="utf-8"?>
+<w:hdr xmlns:m="http://schemas.openxmlformats.org/officeDocument/2006/math" xmlns:mc="http://schemas.openxmlformats.org/markup-compatibility/2006" xmlns:mo="http://schemas.microsoft.com/office/mac/office/2008/main" xmlns:mv="urn:schemas-microsoft-com:mac:vml" xmlns:o="urn:schemas-microsoft-com:office:office" xmlns:r="http://schemas.openxmlformats.org/officeDocument/2006/relationships" xmlns:v="urn:schemas-microsoft-com:vml" xmlns:w10="urn:schemas-microsoft-com:office:word" xmlns:w14="http://schemas.microsoft.com/office/word/2010/wordml" xmlns:w="http://schemas.openxmlformats.org/wordprocessingml/2006/main" xmlns:wne="http://schemas.microsoft.com/office/word/2006/wordml" xmlns:wp14="http://schemas.microsoft.com/office/word/2010/wordprocessingDrawing" xmlns:wp="http://schemas.openxmlformats.org/drawingml/2006/wordprocessingDrawing" xmlns:wpc="http://schemas.microsoft.com/office/word/2010/wordprocessingCanvas" xmlns:wpg="http://schemas.microsoft.com/office/word/2010/wordprocessingGroup" xmlns:wpi="http://schemas.microsoft.com/office/word/2010/wordprocessingInk" xmlns:wps="http://schemas.microsoft.com/office/word/2010/wordprocessingShape" mc:Ignorable="w14 wp14">
+  <w:p>
+    <w:pPr>
+      <w:pStyle w:val="Header"/>
+      <w:jc w:val="left"/>
+    </w:pPr>
+    <w:r/>
+    <w:r>
+      <w:rPr>
+        <w:rFonts w:ascii="Times New Roman" w:hAnsi="Times New Roman"/>
+        <w:b w:val="0"/>
+        <w:i w:val="0"/>
+        <w:color w:val="666666"/>
+        <w:sz w:val="17"/>
+      </w:rPr>
+      <w:t>Lindenhof und Partner mbB | Insolvenz- und Restrukturierungsakte | Bearbeitungsstand Juli 2026</w:t>
+    </w:r>
+  </w:p>
+</w:hdr>
 </file>
 
 <file path=word/numbering.xml><?xml version="1.0" encoding="utf-8"?>
@@ -1823,11 +1980,12 @@
       <w:contextualSpacing/>
     </w:pPr>
     <w:rPr>
-      <w:rFonts w:asciiTheme="majorHAnsi" w:eastAsiaTheme="majorEastAsia" w:hAnsiTheme="majorHAnsi" w:cstheme="majorBidi"/>
+      <w:rFonts w:asciiTheme="majorHAnsi" w:eastAsiaTheme="majorEastAsia" w:hAnsiTheme="majorHAnsi" w:cstheme="majorBidi" w:ascii="Times New Roman" w:hAnsi="Times New Roman"/>
+      <w:b/>
       <w:color w:val="17365D" w:themeColor="text2" w:themeShade="BF"/>
       <w:spacing w:val="5"/>
       <w:kern w:val="28"/>
-      <w:sz w:val="52"/>
+      <w:sz w:val="30"/>
       <w:szCs w:val="52"/>
     </w:rPr>
   </w:style>
